--- a/Relatorio_Codificacao.docx
+++ b/Relatorio_Codificacao.docx
@@ -4001,7 +4001,7 @@
           <w:color w:val="222222"/>
           <w:sz w:val="21"/>
         </w:rPr>
-        <w:t>2 subcategorias, 8 de 10 dimensões com evidência, 154 evidências. Maturidade modal predominante: inexistente. Há bimodalidade em 1.1, 1.2.</w:t>
+        <w:t>2 subcategorias, 8 de 10 dimensões com evidência, 154 evidências. Maturidade modal predominante: em implementação. Há bimodalidade em 1.1, 1.2.</w:t>
       </w:r>
     </w:p>
     <w:p>

--- a/Relatorio_Codificacao.docx
+++ b/Relatorio_Codificacao.docx
@@ -1528,7 +1528,7 @@
           <w:color w:val="666666"/>
           <w:sz w:val="18"/>
         </w:rPr>
-        <w:t>Os estágios somam 487 e não 494: 6 classificadas como «Sem evidência (pendência)» e 1 classificada como «Não aplicável» ficam fora da escala. «Sem evidência» é pendência de reinquirição, não ausência constatada, e somá-la a «inexistente» transformaria pendência em achado.</w:t>
+        <w:t xml:space="preserve">Os estágios somam 487 e não 494: 6 classificadas como «Sem evidência (pendência)» e 1 classificada como «Não aplicável» ficam fora da escala. «Sem evidência» é pendência de verificação documental, não ausência constatada, e somá-la a «inexistente» transformaria pendência em achado.</w:t>
       </w:r>
     </w:p>
     <w:p>
@@ -4585,7 +4585,7 @@
           <w:color w:val="222222"/>
           <w:sz w:val="21"/>
         </w:rPr>
-        <w:t>4 das 55 dimensões atravessaram o corpus sem qualquer evidência codificada. Ausência de evidência é resultado, e não falha de coleta: uma dimensão de prioridade alta sobre a qual ninguém falou é achado do diagnóstico.</w:t>
+        <w:t xml:space="preserve">4 das 55 dimensões atravessaram o corpus sem qualquer evidência codificada. Ausência de evidência é resultado, e não falha de coleta: uma dimensão prioritária sobre a qual ninguém falou é achado do diagnóstico.</w:t>
       </w:r>
     </w:p>
     <w:tbl>
@@ -5117,17 +5117,7 @@
           <w:color w:val="222222"/>
           <w:sz w:val="21"/>
         </w:rPr>
-        <w:t xml:space="preserve">Consentimento. </w:t>
-      </w:r>
-      <w:r>
-        <w:rPr>
-          <w:rFonts w:ascii="Calibri" w:hAnsi="Calibri"/>
-          <w:b w:val="0"/>
-          <w:i w:val="0"/>
-          <w:color w:val="222222"/>
-          <w:sz w:val="21"/>
-        </w:rPr>
-        <w:t>13 das 17 sessões têm Termo de Consentimento arquivado. Pendentes: ENT-009, ENT-012, ENT-014, ENT-016.</w:t>
+        <w:t xml:space="preserve">Consentimento. As 17 sessões têm Termo de Consentimento Livre e Esclarecido assinado e arquivado no acervo do projeto.</w:t>
       </w:r>
     </w:p>
     <w:p>

--- a/Relatorio_Codificacao.docx
+++ b/Relatorio_Codificacao.docx
@@ -1528,7 +1528,7 @@
           <w:color w:val="666666"/>
           <w:sz w:val="18"/>
         </w:rPr>
-        <w:t xml:space="preserve">Os estágios somam 487 e não 494: 6 classificadas como «Sem evidência (pendência)» e 1 classificada como «Não aplicável» ficam fora da escala. «Sem evidência» é pendência de verificação documental, não ausência constatada, e somá-la a «inexistente» transformaria pendência em achado.</w:t>
+        <w:t>Os estágios somam 487 e não 494: 6 classificadas como «Sem evidência (pendência)» e 1 classificada como «Não aplicável» ficam fora da escala. «Sem evidência» é pendência de verificação documental, não ausência constatada, e somá-la a «inexistente» transformaria pendência em achado.</w:t>
       </w:r>
     </w:p>
     <w:p>
@@ -4585,7 +4585,7 @@
           <w:color w:val="222222"/>
           <w:sz w:val="21"/>
         </w:rPr>
-        <w:t xml:space="preserve">4 das 55 dimensões atravessaram o corpus sem qualquer evidência codificada. Ausência de evidência é resultado, e não falha de coleta: uma dimensão prioritária sobre a qual ninguém falou é achado do diagnóstico.</w:t>
+        <w:t>4 das 55 dimensões atravessaram o corpus sem qualquer evidência codificada. Ausência de evidência é resultado, e não falha de coleta: uma dimensão prioritária sobre a qual ninguém falou é achado do diagnóstico.</w:t>
       </w:r>
     </w:p>
     <w:tbl>
@@ -5117,7 +5117,17 @@
           <w:color w:val="222222"/>
           <w:sz w:val="21"/>
         </w:rPr>
-        <w:t xml:space="preserve">Consentimento. As 17 sessões têm Termo de Consentimento Livre e Esclarecido assinado e arquivado no acervo do projeto.</w:t>
+        <w:t xml:space="preserve">Consentimento. </w:t>
+      </w:r>
+      <w:r>
+        <w:rPr>
+          <w:rFonts w:ascii="Calibri" w:hAnsi="Calibri"/>
+          <w:b w:val="0"/>
+          <w:i w:val="0"/>
+          <w:color w:val="222222"/>
+          <w:sz w:val="21"/>
+        </w:rPr>
+        <w:t>As 17 sessões têm Termo de Consentimento Livre e Esclarecido assinado e arquivado no acervo do projeto.</w:t>
       </w:r>
     </w:p>
     <w:p>
